--- a/AV_Aldo_Martinez_004D_BackToMe/Fase 2/Evidencias Individuales/Urrutia_Mauricio_2.1_APT122_DiarioReflexionFase2.docx
+++ b/AV_Aldo_Martinez_004D_BackToMe/Fase 2/Evidencias Individuales/Urrutia_Mauricio_2.1_APT122_DiarioReflexionFase2.docx
@@ -276,6 +276,7 @@
           </w:tcPr>
           <w:p>
             <w:pPr>
+              <w:keepNext/>
               <w:rPr>
                 <w:b w:val="1"/>
                 <w:bCs w:val="1"/>
@@ -336,65 +337,90 @@
           </w:p>
           <w:p>
             <w:pPr>
-              <w:jc w:val="both"/>
-              <w:rPr>
-                <w:color w:val="767171"/>
-                <w:sz w:val="24"/>
-                <w:szCs w:val="24"/>
-              </w:rPr>
-            </w:pPr>
-            <w:r>
-              <w:rPr>
-                <w:rtl w:val="0"/>
-              </w:rPr>
-            </w:r>
-          </w:p>
-          <w:p>
-            <w:pPr>
-              <w:jc w:val="both"/>
-              <w:rPr>
-                <w:rFonts w:ascii="Calibri" w:cs="Calibri" w:eastAsia="Calibri" w:hAnsi="Calibri"/>
+              <w:spacing w:before="0" w:after="120" w:line="276" w:lineRule="auto"/>
+              <w:jc w:val="both"/>
+              <w:rPr>
+                <w:color w:val="262626"/>
+                <w:sz w:val="22"/>
+                <w:szCs w:val="22"/>
+              </w:rPr>
+            </w:pPr>
+          </w:p>
+          <w:p>
+            <w:pPr>
+              <w:spacing w:before="0" w:after="120" w:line="276" w:lineRule="auto"/>
+              <w:jc w:val="both"/>
+              <w:rPr>
+                <w:color w:val="262626"/>
+                <w:sz w:val="22"/>
+                <w:szCs w:val="22"/>
+              </w:rPr>
+            </w:pPr>
+            <w:r>
+              <w:rPr>
+                <w:color w:val="262626"/>
+                <w:sz w:val="22"/>
+                <w:szCs w:val="22"/>
+              </w:rPr>
+              <w:t xml:space="preserve">Sí. Como equipo hemos cumplido todas las entregas y actividades en los plazos definidos. Trabajamos con Scrum en 9 sprints de 2 semanas (18 semanas en total) y hoy estamos en el Sprint 5, semana 10, que corresponde a la Fase 2: Construcción del Núcleo SaaS. Los Sprints 1 a 4 se cerraron según lo planificado: administración de empresas, branding y dominios permitidos; onboarding con aislamiento RLS y autenticación universal; inventario personal "Mis Bienes" con stickers QR; y registro de hallazgos por el personal de custodia. En el sprint actual trabajamos en el catálogo ciego con inicio de reclamo y en la verificación mediante PIN de 4 dígitos para el retiro express.</w:t>
+            </w:r>
+          </w:p>
+          <w:p>
+            <w:pPr>
+              <w:spacing w:before="0" w:after="120" w:line="276" w:lineRule="auto"/>
+              <w:jc w:val="both"/>
+              <w:rPr>
+                <w:color w:val="262626"/>
+                <w:sz w:val="22"/>
+                <w:szCs w:val="22"/>
+              </w:rPr>
+            </w:pPr>
+            <w:r>
+              <w:rPr>
+                <w:color w:val="262626"/>
+                <w:sz w:val="22"/>
+                <w:szCs w:val="22"/>
                 <w:b w:val="1"/>
                 <w:bCs w:val="1"/>
-                <w:color w:val="1f4e79"/>
-              </w:rPr>
-            </w:pPr>
-            <w:r>
-              <w:rPr>
-                <w:rtl w:val="0"/>
-              </w:rPr>
-            </w:r>
-          </w:p>
-          <w:p>
-            <w:pPr>
-              <w:jc w:val="both"/>
-              <w:rPr>
-                <w:rFonts w:ascii="Calibri" w:cs="Calibri" w:eastAsia="Calibri" w:hAnsi="Calibri"/>
+              </w:rPr>
+              <w:t xml:space="preserve">Factores que han facilitado: </w:t>
+            </w:r>
+            <w:r>
+              <w:rPr>
+                <w:color w:val="262626"/>
+                <w:sz w:val="22"/>
+                <w:szCs w:val="22"/>
+              </w:rPr>
+              <w:t xml:space="preserve">tener roles definidos desde el inicio (Product Owner, Scrum Master y Lead Developer), ceremonias fijas (planning, review y retrospectiva los sábados de 09:00 a 10:00), el seguimiento de tareas en un tablero Kanban con revisión de código mediante Pull Requests, y una Fase 1 bien documentada (visión de producto, historias de usuario, matriz de riesgos y modelo de datos) que nos sirvió como guía para el desarrollo. También ayudó tomar temprano las decisiones de arquitectura: PostgreSQL en Supabase con Row-Level Security, Cloudflare R2 para multimedia y backend NestJS en contenedores Docker.</w:t>
+            </w:r>
+          </w:p>
+          <w:p>
+            <w:pPr>
+              <w:spacing w:before="0" w:after="120" w:line="276" w:lineRule="auto"/>
+              <w:jc w:val="both"/>
+              <w:rPr>
+                <w:color w:val="262626"/>
+                <w:sz w:val="22"/>
+                <w:szCs w:val="22"/>
+              </w:rPr>
+            </w:pPr>
+            <w:r>
+              <w:rPr>
+                <w:color w:val="262626"/>
+                <w:sz w:val="22"/>
+                <w:szCs w:val="22"/>
                 <w:b w:val="1"/>
                 <w:bCs w:val="1"/>
-                <w:color w:val="1f4e79"/>
-              </w:rPr>
-            </w:pPr>
-            <w:r>
-              <w:rPr>
-                <w:rtl w:val="0"/>
-              </w:rPr>
-            </w:r>
-          </w:p>
-          <w:p>
-            <w:pPr>
-              <w:jc w:val="both"/>
-              <w:rPr>
-                <w:rFonts w:ascii="Calibri" w:cs="Calibri" w:eastAsia="Calibri" w:hAnsi="Calibri"/>
-                <w:b w:val="1"/>
-                <w:bCs w:val="1"/>
-                <w:color w:val="1f4e79"/>
-              </w:rPr>
-            </w:pPr>
-            <w:r>
-              <w:rPr>
-                <w:rtl w:val="0"/>
-              </w:rPr>
+              </w:rPr>
+              <w:t xml:space="preserve">Factores que han dificultado: </w:t>
+            </w:r>
+            <w:r>
+              <w:rPr>
+                <w:color w:val="262626"/>
+                <w:sz w:val="22"/>
+                <w:szCs w:val="22"/>
+              </w:rPr>
+              <w:t xml:space="preserve">al profundizar en el flujo real del pañol tuvimos que reestructurar el Product Backlog, que pasó de 9 historias de usuario (42 SP) a 17 historias agrupadas en 6 épicas (73 SP), lo que aumentó la carga de algunos sprints. Además, ajustamos parte del stack respecto a lo planteado en la Fase 1 (frontend con React + Astro + Caddy en lugar de Next.js, autenticación con Supabase Auth y OTP por correo usando Resend, y se descartó Redis), lo que implicó tiempo de aprendizaje y actualizar la documentación.</w:t>
             </w:r>
           </w:p>
         </w:tc>
@@ -452,6 +478,7 @@
           </w:tcPr>
           <w:p>
             <w:pPr>
+              <w:keepNext/>
               <w:rPr>
                 <w:b w:val="1"/>
                 <w:bCs w:val="1"/>
@@ -512,66 +539,158 @@
           </w:p>
           <w:p>
             <w:pPr>
-              <w:jc w:val="both"/>
-              <w:rPr>
-                <w:rFonts w:ascii="Calibri" w:cs="Calibri" w:eastAsia="Calibri" w:hAnsi="Calibri"/>
+              <w:spacing w:before="0" w:after="120" w:line="276" w:lineRule="auto"/>
+              <w:jc w:val="both"/>
+              <w:rPr>
+                <w:color w:val="262626"/>
+                <w:sz w:val="22"/>
+                <w:szCs w:val="22"/>
+              </w:rPr>
+            </w:pPr>
+          </w:p>
+          <w:p>
+            <w:pPr>
+              <w:spacing w:before="0" w:after="120" w:line="276" w:lineRule="auto"/>
+              <w:jc w:val="both"/>
+              <w:rPr>
+                <w:color w:val="262626"/>
+                <w:sz w:val="22"/>
+                <w:szCs w:val="22"/>
+              </w:rPr>
+            </w:pPr>
+            <w:r>
+              <w:rPr>
+                <w:color w:val="262626"/>
+                <w:sz w:val="22"/>
+                <w:szCs w:val="22"/>
                 <w:b w:val="1"/>
                 <w:bCs w:val="1"/>
-                <w:color w:val="1f4e79"/>
-              </w:rPr>
-            </w:pPr>
-            <w:r>
-              <w:rPr>
-                <w:rtl w:val="0"/>
-              </w:rPr>
-            </w:r>
-          </w:p>
-          <w:p>
-            <w:pPr>
-              <w:jc w:val="both"/>
-              <w:rPr>
-                <w:rFonts w:ascii="Calibri" w:cs="Calibri" w:eastAsia="Calibri" w:hAnsi="Calibri"/>
+              </w:rPr>
+              <w:t xml:space="preserve">Re-planificación del backlog: </w:t>
+            </w:r>
+            <w:r>
+              <w:rPr>
+                <w:color w:val="262626"/>
+                <w:sz w:val="22"/>
+                <w:szCs w:val="22"/>
+              </w:rPr>
+              <w:t xml:space="preserve">dividimos las historias grandes en historias más pequeñas y estimables, re-estimamos los Story Points y priorizamos por valor para el usuario y por dependencias técnicas. Así cada sprint tiene un objetivo claro y alcanzable, y lo esencial del producto (aislamiento por empresa, catálogo ciego y cadena de custodia) queda primero.</w:t>
+            </w:r>
+          </w:p>
+          <w:p>
+            <w:pPr>
+              <w:spacing w:before="0" w:after="120" w:line="276" w:lineRule="auto"/>
+              <w:jc w:val="both"/>
+              <w:rPr>
+                <w:color w:val="262626"/>
+                <w:sz w:val="22"/>
+                <w:szCs w:val="22"/>
+              </w:rPr>
+            </w:pPr>
+            <w:r>
+              <w:rPr>
+                <w:color w:val="262626"/>
+                <w:sz w:val="22"/>
+                <w:szCs w:val="22"/>
                 <w:b w:val="1"/>
                 <w:bCs w:val="1"/>
-                <w:color w:val="1f4e79"/>
-              </w:rPr>
-            </w:pPr>
-            <w:r>
-              <w:rPr>
-                <w:rtl w:val="0"/>
-              </w:rPr>
-            </w:r>
-          </w:p>
-          <w:p>
-            <w:pPr>
-              <w:jc w:val="both"/>
-              <w:rPr>
-                <w:rFonts w:ascii="Calibri" w:cs="Calibri" w:eastAsia="Calibri" w:hAnsi="Calibri"/>
+              </w:rPr>
+              <w:t xml:space="preserve">Simplificación técnica consciente: </w:t>
+            </w:r>
+            <w:r>
+              <w:rPr>
+                <w:color w:val="262626"/>
+                <w:sz w:val="22"/>
+                <w:szCs w:val="22"/>
+              </w:rPr>
+              <w:t xml:space="preserve">preferimos servicios gestionados antes que construir todo desde cero. Usar Supabase Auth con OTP por correo (Resend como SMTP) y descartar Redis redujo la cantidad de piezas que debemos mantener, y además mitiga riesgos ya identificados en nuestra matriz, como las fallas de autenticación (R-03) y de entregabilidad de correos (R-07).</w:t>
+            </w:r>
+          </w:p>
+          <w:p>
+            <w:pPr>
+              <w:spacing w:before="0" w:after="120" w:line="276" w:lineRule="auto"/>
+              <w:jc w:val="both"/>
+              <w:rPr>
+                <w:color w:val="262626"/>
+                <w:sz w:val="22"/>
+                <w:szCs w:val="22"/>
+              </w:rPr>
+            </w:pPr>
+            <w:r>
+              <w:rPr>
+                <w:color w:val="262626"/>
+                <w:sz w:val="22"/>
+                <w:szCs w:val="22"/>
                 <w:b w:val="1"/>
                 <w:bCs w:val="1"/>
-                <w:color w:val="1f4e79"/>
-              </w:rPr>
-            </w:pPr>
-            <w:r>
-              <w:rPr>
-                <w:rtl w:val="0"/>
-              </w:rPr>
-            </w:r>
-          </w:p>
-          <w:p>
-            <w:pPr>
-              <w:jc w:val="both"/>
-              <w:rPr>
-                <w:rFonts w:ascii="Calibri" w:cs="Calibri" w:eastAsia="Calibri" w:hAnsi="Calibri"/>
+              </w:rPr>
+              <w:t xml:space="preserve">Aprendizaje y pruebas tempranas: </w:t>
+            </w:r>
+            <w:r>
+              <w:rPr>
+                <w:color w:val="262626"/>
+                <w:sz w:val="22"/>
+                <w:szCs w:val="22"/>
+              </w:rPr>
+              <w:t xml:space="preserve">antes de comprometer una historia que usa una tecnología nueva, hacemos pruebas de concepto (por ejemplo, políticas RLS en Supabase o la generación de QR con HMAC) y registramos los casos en el Plan Integrado de Pruebas.</w:t>
+            </w:r>
+          </w:p>
+          <w:p>
+            <w:pPr>
+              <w:spacing w:before="0" w:after="120" w:line="276" w:lineRule="auto"/>
+              <w:jc w:val="both"/>
+              <w:rPr>
+                <w:color w:val="262626"/>
+                <w:sz w:val="22"/>
+                <w:szCs w:val="22"/>
+              </w:rPr>
+            </w:pPr>
+            <w:r>
+              <w:rPr>
+                <w:color w:val="262626"/>
+                <w:sz w:val="22"/>
+                <w:szCs w:val="22"/>
                 <w:b w:val="1"/>
                 <w:bCs w:val="1"/>
-                <w:color w:val="1f4e79"/>
-              </w:rPr>
-            </w:pPr>
-            <w:r>
-              <w:rPr>
-                <w:rtl w:val="0"/>
-              </w:rPr>
+              </w:rPr>
+              <w:t xml:space="preserve">Documentación al día: </w:t>
+            </w:r>
+            <w:r>
+              <w:rPr>
+                <w:color w:val="262626"/>
+                <w:sz w:val="22"/>
+                <w:szCs w:val="22"/>
+              </w:rPr>
+              <w:t xml:space="preserve">acordamos actualizar el backlog, el cronograma y la matriz de riesgos en cada Sprint Review, para que los cambios queden registrados y versionados en el momento en que ocurren y no al final del proyecto.</w:t>
+            </w:r>
+          </w:p>
+          <w:p>
+            <w:pPr>
+              <w:spacing w:before="0" w:after="120" w:line="276" w:lineRule="auto"/>
+              <w:jc w:val="both"/>
+              <w:rPr>
+                <w:color w:val="262626"/>
+                <w:sz w:val="22"/>
+                <w:szCs w:val="22"/>
+              </w:rPr>
+            </w:pPr>
+            <w:r>
+              <w:rPr>
+                <w:color w:val="262626"/>
+                <w:sz w:val="22"/>
+                <w:szCs w:val="22"/>
+                <w:b w:val="1"/>
+                <w:bCs w:val="1"/>
+              </w:rPr>
+              <w:t xml:space="preserve">Para lo que queda: </w:t>
+            </w:r>
+            <w:r>
+              <w:rPr>
+                <w:color w:val="262626"/>
+                <w:sz w:val="22"/>
+                <w:szCs w:val="22"/>
+              </w:rPr>
+              <w:t xml:space="preserve">reservaremos los Sprints 8 y 9 como margen para deuda técnica, pruebas de carga y seguridad, y el despliegue en app.backtome.io. Si algún sprint se sobrecarga, moveremos primero las historias de prioridad baja (por ejemplo, las notificaciones Web Push) antes que arriesgar las funcionalidades centrales.</w:t>
             </w:r>
           </w:p>
         </w:tc>
@@ -765,6 +884,7 @@
           </w:tcPr>
           <w:p>
             <w:pPr>
+              <w:keepNext/>
               <w:rPr>
                 <w:b w:val="1"/>
                 <w:bCs w:val="1"/>
@@ -825,66 +945,90 @@
           </w:p>
           <w:p>
             <w:pPr>
-              <w:jc w:val="both"/>
-              <w:rPr>
-                <w:rFonts w:ascii="Calibri" w:cs="Calibri" w:eastAsia="Calibri" w:hAnsi="Calibri"/>
+              <w:spacing w:before="0" w:after="120" w:line="276" w:lineRule="auto"/>
+              <w:jc w:val="both"/>
+              <w:rPr>
+                <w:color w:val="262626"/>
+                <w:sz w:val="22"/>
+                <w:szCs w:val="22"/>
+              </w:rPr>
+            </w:pPr>
+          </w:p>
+          <w:p>
+            <w:pPr>
+              <w:spacing w:before="0" w:after="120" w:line="276" w:lineRule="auto"/>
+              <w:jc w:val="both"/>
+              <w:rPr>
+                <w:color w:val="262626"/>
+                <w:sz w:val="22"/>
+                <w:szCs w:val="22"/>
+              </w:rPr>
+            </w:pPr>
+            <w:r>
+              <w:rPr>
+                <w:color w:val="262626"/>
+                <w:sz w:val="22"/>
+                <w:szCs w:val="22"/>
+              </w:rPr>
+              <w:t xml:space="preserve">Evaluamos nuestro trabajo de forma positiva. Hemos cumplido el cronograma y entregado incrementos funcionales en cada sprint, sin dejar de lado la calidad ni la seguridad.</w:t>
+            </w:r>
+          </w:p>
+          <w:p>
+            <w:pPr>
+              <w:spacing w:before="0" w:after="120" w:line="276" w:lineRule="auto"/>
+              <w:jc w:val="both"/>
+              <w:rPr>
+                <w:color w:val="262626"/>
+                <w:sz w:val="22"/>
+                <w:szCs w:val="22"/>
+              </w:rPr>
+            </w:pPr>
+            <w:r>
+              <w:rPr>
+                <w:color w:val="262626"/>
+                <w:sz w:val="22"/>
+                <w:szCs w:val="22"/>
                 <w:b w:val="1"/>
                 <w:bCs w:val="1"/>
-                <w:color w:val="1f4e79"/>
-              </w:rPr>
-            </w:pPr>
-            <w:r>
-              <w:rPr>
-                <w:rtl w:val="0"/>
-              </w:rPr>
-            </w:r>
-          </w:p>
-          <w:p>
-            <w:pPr>
-              <w:jc w:val="both"/>
-              <w:rPr>
-                <w:rFonts w:ascii="Calibri" w:cs="Calibri" w:eastAsia="Calibri" w:hAnsi="Calibri"/>
+              </w:rPr>
+              <w:t xml:space="preserve">Lo que destacamos: </w:t>
+            </w:r>
+            <w:r>
+              <w:rPr>
+                <w:color w:val="262626"/>
+                <w:sz w:val="22"/>
+                <w:szCs w:val="22"/>
+              </w:rPr>
+              <w:t xml:space="preserve">el foco en privacidad y seguridad desde el diseño (catálogo ciego, aislamiento por empresa con RLS y alineación con las Leyes N° 19.628 y N° 21.719), la calidad de la documentación, la capacidad de adaptarnos cuando el análisis mostró que el backlog original era insuficiente, y tomar decisiones técnicas pensando en la simplicidad y en lo que realmente podemos mantener.</w:t>
+            </w:r>
+          </w:p>
+          <w:p>
+            <w:pPr>
+              <w:spacing w:before="0" w:after="120" w:line="276" w:lineRule="auto"/>
+              <w:jc w:val="both"/>
+              <w:rPr>
+                <w:color w:val="262626"/>
+                <w:sz w:val="22"/>
+                <w:szCs w:val="22"/>
+              </w:rPr>
+            </w:pPr>
+            <w:r>
+              <w:rPr>
+                <w:color w:val="262626"/>
+                <w:sz w:val="22"/>
+                <w:szCs w:val="22"/>
                 <w:b w:val="1"/>
                 <w:bCs w:val="1"/>
-                <w:color w:val="1f4e79"/>
-              </w:rPr>
-            </w:pPr>
-            <w:r>
-              <w:rPr>
-                <w:rtl w:val="0"/>
-              </w:rPr>
-            </w:r>
-          </w:p>
-          <w:p>
-            <w:pPr>
-              <w:jc w:val="both"/>
-              <w:rPr>
-                <w:rFonts w:ascii="Calibri" w:cs="Calibri" w:eastAsia="Calibri" w:hAnsi="Calibri"/>
-                <w:b w:val="1"/>
-                <w:bCs w:val="1"/>
-                <w:color w:val="1f4e79"/>
-              </w:rPr>
-            </w:pPr>
-            <w:r>
-              <w:rPr>
-                <w:rtl w:val="0"/>
-              </w:rPr>
-            </w:r>
-          </w:p>
-          <w:p>
-            <w:pPr>
-              <w:jc w:val="both"/>
-              <w:rPr>
-                <w:rFonts w:ascii="Calibri" w:cs="Calibri" w:eastAsia="Calibri" w:hAnsi="Calibri"/>
-                <w:b w:val="1"/>
-                <w:bCs w:val="1"/>
-                <w:color w:val="1f4e79"/>
-              </w:rPr>
-            </w:pPr>
-            <w:r>
-              <w:rPr>
-                <w:rtl w:val="0"/>
-              </w:rPr>
+              </w:rPr>
+              <w:t xml:space="preserve">Lo que podemos mejorar: </w:t>
+            </w:r>
+            <w:r>
+              <w:rPr>
+                <w:color w:val="262626"/>
+                <w:sz w:val="22"/>
+                <w:szCs w:val="22"/>
+              </w:rPr>
+              <w:t xml:space="preserve">ser más precisos al estimar, ya que en la Fase 1 subestimamos el alcance real; mantener sincronizados los documentos (informe, cronograma y backlog) en el mismo momento en que se toma una decisión; aumentar la cobertura de pruebas automatizadas a medida que crecen las funcionalidades; y validar antes con usuarios reales, como guardias y personal de pañol, para reducir el riesgo de resistencia al cambio (R-09). Desde el rol de Product Owner, también debo refinar el backlog con más anticipación y escribir criterios de aceptación más precisos antes de cada planning.</w:t>
             </w:r>
           </w:p>
         </w:tc>
@@ -952,6 +1096,7 @@
           </w:tcPr>
           <w:p>
             <w:pPr>
+              <w:keepNext/>
               <w:rPr>
                 <w:b w:val="1"/>
                 <w:bCs w:val="1"/>
@@ -1012,82 +1157,100 @@
           </w:p>
           <w:p>
             <w:pPr>
-              <w:jc w:val="both"/>
-              <w:rPr>
-                <w:rFonts w:ascii="Calibri" w:cs="Calibri" w:eastAsia="Calibri" w:hAnsi="Calibri"/>
+              <w:spacing w:before="0" w:after="120" w:line="276" w:lineRule="auto"/>
+              <w:jc w:val="both"/>
+              <w:rPr>
+                <w:color w:val="262626"/>
+                <w:sz w:val="22"/>
+                <w:szCs w:val="22"/>
+              </w:rPr>
+            </w:pPr>
+          </w:p>
+          <w:p>
+            <w:pPr>
+              <w:spacing w:before="0" w:after="120" w:line="276" w:lineRule="auto"/>
+              <w:jc w:val="both"/>
+              <w:rPr>
+                <w:color w:val="262626"/>
+                <w:sz w:val="22"/>
+                <w:szCs w:val="22"/>
+              </w:rPr>
+            </w:pPr>
+            <w:r>
+              <w:rPr>
+                <w:color w:val="262626"/>
+                <w:sz w:val="22"/>
+                <w:szCs w:val="22"/>
                 <w:b w:val="1"/>
                 <w:bCs w:val="1"/>
-                <w:color w:val="1f4e79"/>
-              </w:rPr>
-            </w:pPr>
-            <w:r>
-              <w:rPr>
-                <w:rtl w:val="0"/>
-              </w:rPr>
-            </w:r>
-          </w:p>
-          <w:p>
-            <w:pPr>
-              <w:jc w:val="both"/>
-              <w:rPr>
-                <w:rFonts w:ascii="Calibri" w:cs="Calibri" w:eastAsia="Calibri" w:hAnsi="Calibri"/>
+              </w:rPr>
+              <w:t xml:space="preserve">Inquietudes: </w:t>
+            </w:r>
+            <w:r>
+              <w:rPr>
+                <w:color w:val="262626"/>
+                <w:sz w:val="22"/>
+                <w:szCs w:val="22"/>
+              </w:rPr>
+              <w:t xml:space="preserve">nos preocupa principalmente completar las historias restantes (HU-12 a HU-17, cerca de 31 SP) junto con las pruebas de carga, las pruebas de seguridad y el despliegue final dentro de los sprints que quedan, especialmente en el Sprint 6, donde se concentra la validación de match con acta digital y la regla de caducidad. También nos inquieta lograr una validación real con usuarios finales antes del cierre del proyecto.</w:t>
+            </w:r>
+          </w:p>
+          <w:p>
+            <w:pPr>
+              <w:spacing w:before="0" w:after="120" w:line="276" w:lineRule="auto"/>
+              <w:jc w:val="both"/>
+              <w:rPr>
+                <w:color w:val="262626"/>
+                <w:sz w:val="22"/>
+                <w:szCs w:val="22"/>
+              </w:rPr>
+            </w:pPr>
+            <w:r>
+              <w:rPr>
+                <w:color w:val="262626"/>
+                <w:sz w:val="22"/>
+                <w:szCs w:val="22"/>
                 <w:b w:val="1"/>
                 <w:bCs w:val="1"/>
-                <w:color w:val="1f4e79"/>
-              </w:rPr>
-            </w:pPr>
-            <w:r>
-              <w:rPr>
-                <w:rtl w:val="0"/>
-              </w:rPr>
-            </w:r>
-          </w:p>
-          <w:p>
-            <w:pPr>
-              <w:jc w:val="both"/>
-              <w:rPr>
-                <w:rFonts w:ascii="Calibri" w:cs="Calibri" w:eastAsia="Calibri" w:hAnsi="Calibri"/>
+              </w:rPr>
+              <w:t xml:space="preserve">Preguntas para el docente: </w:t>
+            </w:r>
+            <w:r>
+              <w:rPr>
+                <w:color w:val="262626"/>
+                <w:sz w:val="22"/>
+                <w:szCs w:val="22"/>
+              </w:rPr>
+              <w:t xml:space="preserve">¿Es aceptable que el alcance final priorice las funcionalidades centrales y deje algunas de prioridad baja (como notificaciones Web Push) documentadas como trabajo futuro? ¿Qué nivel de detalle y qué tipo de evidencias se esperan para las pruebas de carga y de seguridad en la entrega final? ¿Cómo debemos documentar formalmente los cambios de alcance y de tecnología respecto a lo presentado en la Fase 1?</w:t>
+            </w:r>
+          </w:p>
+          <w:p>
+            <w:pPr>
+              <w:spacing w:before="0" w:after="120" w:line="276" w:lineRule="auto"/>
+              <w:jc w:val="both"/>
+              <w:rPr>
+                <w:color w:val="262626"/>
+                <w:sz w:val="22"/>
+                <w:szCs w:val="22"/>
+              </w:rPr>
+            </w:pPr>
+            <w:r>
+              <w:rPr>
+                <w:color w:val="262626"/>
+                <w:sz w:val="22"/>
+                <w:szCs w:val="22"/>
                 <w:b w:val="1"/>
                 <w:bCs w:val="1"/>
-                <w:color w:val="1f4e79"/>
-              </w:rPr>
-            </w:pPr>
-            <w:r>
-              <w:rPr>
-                <w:rtl w:val="0"/>
-              </w:rPr>
-            </w:r>
-          </w:p>
-          <w:p>
-            <w:pPr>
-              <w:jc w:val="both"/>
-              <w:rPr>
-                <w:rFonts w:ascii="Calibri" w:cs="Calibri" w:eastAsia="Calibri" w:hAnsi="Calibri"/>
-                <w:b w:val="1"/>
-                <w:bCs w:val="1"/>
-                <w:color w:val="1f4e79"/>
-              </w:rPr>
-            </w:pPr>
-            <w:r>
-              <w:rPr>
-                <w:rtl w:val="0"/>
-              </w:rPr>
-            </w:r>
-          </w:p>
-          <w:p>
-            <w:pPr>
-              <w:jc w:val="both"/>
-              <w:rPr>
-                <w:rFonts w:ascii="Calibri" w:cs="Calibri" w:eastAsia="Calibri" w:hAnsi="Calibri"/>
-                <w:b w:val="1"/>
-                <w:bCs w:val="1"/>
-                <w:color w:val="1f4e79"/>
-              </w:rPr>
-            </w:pPr>
-            <w:r>
-              <w:rPr>
-                <w:rtl w:val="0"/>
-              </w:rPr>
+              </w:rPr>
+              <w:t xml:space="preserve">Preguntas para nuestros pares: </w:t>
+            </w:r>
+            <w:r>
+              <w:rPr>
+                <w:color w:val="262626"/>
+                <w:sz w:val="22"/>
+                <w:szCs w:val="22"/>
+              </w:rPr>
+              <w:t xml:space="preserve">¿Cómo están manteniendo sincronizada la documentación con el desarrollo? ¿Estarían dispuestos a probar el flujo de búsqueda en el catálogo ciego y de reclamo para darnos retroalimentación de usabilidad?</w:t>
             </w:r>
           </w:p>
         </w:tc>
@@ -1162,6 +1325,7 @@
           </w:tcPr>
           <w:p>
             <w:pPr>
+              <w:keepNext/>
               <w:rPr>
                 <w:b w:val="1"/>
                 <w:bCs w:val="1"/>
@@ -1222,63 +1386,119 @@
           </w:p>
           <w:p>
             <w:pPr>
-              <w:jc w:val="both"/>
-              <w:rPr>
-                <w:color w:val="767171"/>
-                <w:sz w:val="24"/>
-                <w:szCs w:val="24"/>
-              </w:rPr>
-            </w:pPr>
-            <w:r>
-              <w:rPr>
-                <w:rtl w:val="0"/>
-              </w:rPr>
-            </w:r>
-          </w:p>
-          <w:p>
-            <w:pPr>
-              <w:jc w:val="both"/>
-              <w:rPr>
-                <w:color w:val="767171"/>
-                <w:sz w:val="24"/>
-                <w:szCs w:val="24"/>
-              </w:rPr>
-            </w:pPr>
-            <w:r>
-              <w:rPr>
-                <w:rtl w:val="0"/>
-              </w:rPr>
-            </w:r>
-          </w:p>
-          <w:p>
-            <w:pPr>
-              <w:jc w:val="both"/>
-              <w:rPr>
-                <w:color w:val="767171"/>
-                <w:sz w:val="24"/>
-                <w:szCs w:val="24"/>
-              </w:rPr>
-            </w:pPr>
-            <w:r>
-              <w:rPr>
-                <w:rtl w:val="0"/>
-              </w:rPr>
-            </w:r>
-          </w:p>
-          <w:p>
-            <w:pPr>
-              <w:jc w:val="both"/>
-              <w:rPr>
-                <w:rFonts w:ascii="Calibri" w:cs="Calibri" w:eastAsia="Calibri" w:hAnsi="Calibri"/>
+              <w:spacing w:before="0" w:after="120" w:line="276" w:lineRule="auto"/>
+              <w:jc w:val="both"/>
+              <w:rPr>
+                <w:color w:val="262626"/>
+                <w:sz w:val="22"/>
+                <w:szCs w:val="22"/>
+              </w:rPr>
+            </w:pPr>
+          </w:p>
+          <w:p>
+            <w:pPr>
+              <w:spacing w:before="0" w:after="120" w:line="276" w:lineRule="auto"/>
+              <w:jc w:val="both"/>
+              <w:rPr>
+                <w:color w:val="262626"/>
+                <w:sz w:val="22"/>
+                <w:szCs w:val="22"/>
+              </w:rPr>
+            </w:pPr>
+            <w:r>
+              <w:rPr>
+                <w:color w:val="262626"/>
+                <w:sz w:val="22"/>
+                <w:szCs w:val="22"/>
+              </w:rPr>
+              <w:t xml:space="preserve">No vemos necesario redistribuir los roles principales, porque la estructura actual ha funcionado bien y nos ha permitido cumplir cada sprint. Sin embargo, sí identificamos nuevas actividades para la etapa que viene, que proponemos asignar así (todos seguimos desarrollando como equipo fullstack y revisando el código de los demás):</w:t>
+            </w:r>
+          </w:p>
+          <w:p>
+            <w:pPr>
+              <w:spacing w:before="0" w:after="120" w:line="276" w:lineRule="auto"/>
+              <w:jc w:val="both"/>
+              <w:rPr>
+                <w:color w:val="262626"/>
+                <w:sz w:val="22"/>
+                <w:szCs w:val="22"/>
+              </w:rPr>
+            </w:pPr>
+            <w:r>
+              <w:rPr>
+                <w:color w:val="262626"/>
+                <w:sz w:val="22"/>
+                <w:szCs w:val="22"/>
                 <w:b w:val="1"/>
                 <w:bCs w:val="1"/>
-                <w:color w:val="1f4e79"/>
-              </w:rPr>
-            </w:pPr>
-            <w:r>
-              <w:rPr>
-                <w:rtl w:val="0"/>
-              </w:rPr>
+              </w:rPr>
+              <w:t xml:space="preserve">Renato Caro (Lead Developer): </w:t>
+            </w:r>
+            <w:r>
+              <w:rPr>
+                <w:color w:val="262626"/>
+                <w:sz w:val="22"/>
+                <w:szCs w:val="22"/>
+              </w:rPr>
+              <w:t xml:space="preserve">infraestructura y despliegue en el VPS con Docker y Caddy, configuración del dominio app.backtome.io y pruebas de seguridad del aislamiento RLS.</w:t>
+            </w:r>
+          </w:p>
+          <w:p>
+            <w:pPr>
+              <w:spacing w:before="0" w:after="120" w:line="276" w:lineRule="auto"/>
+              <w:jc w:val="both"/>
+              <w:rPr>
+                <w:color w:val="262626"/>
+                <w:sz w:val="22"/>
+                <w:szCs w:val="22"/>
+              </w:rPr>
+            </w:pPr>
+            <w:r>
+              <w:rPr>
+                <w:color w:val="262626"/>
+                <w:sz w:val="22"/>
+                <w:szCs w:val="22"/>
+                <w:b w:val="1"/>
+                <w:bCs w:val="1"/>
+              </w:rPr>
+              <w:t xml:space="preserve">Lucero Leyva (Scrum Master): </w:t>
+            </w:r>
+            <w:r>
+              <w:rPr>
+                <w:color w:val="262626"/>
+                <w:sz w:val="22"/>
+                <w:szCs w:val="22"/>
+              </w:rPr>
+              <w:t xml:space="preserve">coordinación de QA, pruebas automatizadas en la integración continua y ejecución de las pruebas de carga y rendimiento, además de seguir facilitando las ceremonias y removiendo impedimentos.</w:t>
+            </w:r>
+          </w:p>
+          <w:p>
+            <w:pPr>
+              <w:spacing w:before="0" w:after="120" w:line="276" w:lineRule="auto"/>
+              <w:jc w:val="both"/>
+              <w:rPr>
+                <w:color w:val="262626"/>
+                <w:sz w:val="22"/>
+                <w:szCs w:val="22"/>
+              </w:rPr>
+            </w:pPr>
+            <w:r>
+              <w:rPr>
+                <w:color w:val="262626"/>
+                <w:sz w:val="22"/>
+                <w:szCs w:val="22"/>
+                <w:b w:val="1"/>
+                <w:bCs w:val="1"/>
+              </w:rPr>
+              <w:t xml:space="preserve">Mauricio Urrutia (Product Owner): </w:t>
+            </w:r>
+            <w:r>
+              <w:rPr>
+                <w:color w:val="262626"/>
+                <w:sz w:val="22"/>
+                <w:szCs w:val="22"/>
+              </w:rPr>
+              <w:t xml:space="preserve">control de cambios y actualización de la documentación (backlog, cronograma, riesgos e informe), integración de los correos transaccionales con Resend y coordinación de una validación piloto con usuarios reales.</w:t>
             </w:r>
           </w:p>
         </w:tc>
@@ -1353,6 +1573,7 @@
           </w:tcPr>
           <w:p>
             <w:pPr>
+              <w:keepNext/>
               <w:rPr>
                 <w:b w:val="1"/>
                 <w:bCs w:val="1"/>
@@ -1415,78 +1636,90 @@
           </w:p>
           <w:p>
             <w:pPr>
-              <w:jc w:val="both"/>
-              <w:rPr>
-                <w:color w:val="767171"/>
-                <w:sz w:val="24"/>
-                <w:szCs w:val="24"/>
-              </w:rPr>
-            </w:pPr>
-            <w:r>
-              <w:rPr>
-                <w:rtl w:val="0"/>
-              </w:rPr>
-            </w:r>
-          </w:p>
-          <w:p>
-            <w:pPr>
-              <w:jc w:val="both"/>
-              <w:rPr>
-                <w:color w:val="767171"/>
-                <w:sz w:val="24"/>
-                <w:szCs w:val="24"/>
-              </w:rPr>
-            </w:pPr>
-            <w:r>
-              <w:rPr>
-                <w:rtl w:val="0"/>
-              </w:rPr>
-            </w:r>
-          </w:p>
-          <w:p>
-            <w:pPr>
-              <w:jc w:val="both"/>
-              <w:rPr>
-                <w:color w:val="767171"/>
-                <w:sz w:val="24"/>
-                <w:szCs w:val="24"/>
-              </w:rPr>
-            </w:pPr>
-            <w:r>
-              <w:rPr>
-                <w:rtl w:val="0"/>
-              </w:rPr>
-            </w:r>
-          </w:p>
-          <w:p>
-            <w:pPr>
-              <w:jc w:val="both"/>
-              <w:rPr>
-                <w:color w:val="767171"/>
-                <w:sz w:val="24"/>
-                <w:szCs w:val="24"/>
-              </w:rPr>
-            </w:pPr>
-            <w:r>
-              <w:rPr>
-                <w:rtl w:val="0"/>
-              </w:rPr>
-            </w:r>
-          </w:p>
-          <w:p>
-            <w:pPr>
-              <w:jc w:val="both"/>
-              <w:rPr>
-                <w:rFonts w:ascii="Calibri" w:cs="Calibri" w:eastAsia="Calibri" w:hAnsi="Calibri"/>
+              <w:spacing w:before="0" w:after="120" w:line="276" w:lineRule="auto"/>
+              <w:jc w:val="both"/>
+              <w:rPr>
+                <w:color w:val="262626"/>
+                <w:sz w:val="22"/>
+                <w:szCs w:val="22"/>
+              </w:rPr>
+            </w:pPr>
+          </w:p>
+          <w:p>
+            <w:pPr>
+              <w:spacing w:before="0" w:after="120" w:line="276" w:lineRule="auto"/>
+              <w:jc w:val="both"/>
+              <w:rPr>
+                <w:color w:val="262626"/>
+                <w:sz w:val="22"/>
+                <w:szCs w:val="22"/>
+              </w:rPr>
+            </w:pPr>
+            <w:r>
+              <w:rPr>
+                <w:color w:val="262626"/>
+                <w:sz w:val="22"/>
+                <w:szCs w:val="22"/>
+              </w:rPr>
+              <w:t xml:space="preserve">Lo evaluamos de forma muy positiva: hemos cumplido todas las entregas a tiempo y mantenemos una comunicación constante.</w:t>
+            </w:r>
+          </w:p>
+          <w:p>
+            <w:pPr>
+              <w:spacing w:before="0" w:after="120" w:line="276" w:lineRule="auto"/>
+              <w:jc w:val="both"/>
+              <w:rPr>
+                <w:color w:val="262626"/>
+                <w:sz w:val="22"/>
+                <w:szCs w:val="22"/>
+              </w:rPr>
+            </w:pPr>
+            <w:r>
+              <w:rPr>
+                <w:color w:val="262626"/>
+                <w:sz w:val="22"/>
+                <w:szCs w:val="22"/>
                 <w:b w:val="1"/>
                 <w:bCs w:val="1"/>
-                <w:color w:val="1f4e79"/>
-              </w:rPr>
-            </w:pPr>
-            <w:r>
-              <w:rPr>
-                <w:rtl w:val="0"/>
-              </w:rPr>
+              </w:rPr>
+              <w:t xml:space="preserve">Aspectos positivos: </w:t>
+            </w:r>
+            <w:r>
+              <w:rPr>
+                <w:color w:val="262626"/>
+                <w:sz w:val="22"/>
+                <w:szCs w:val="22"/>
+              </w:rPr>
+              <w:t xml:space="preserve">el compromiso de los tres integrantes, roles complementarios y claros, reuniones periódicas que se respetan, revisión cruzada de código mediante Pull Requests y buena disposición para adaptarnos cuando hubo que reestructurar el backlog o cambiar parte del stack.</w:t>
+            </w:r>
+          </w:p>
+          <w:p>
+            <w:pPr>
+              <w:spacing w:before="0" w:after="120" w:line="276" w:lineRule="auto"/>
+              <w:jc w:val="both"/>
+              <w:rPr>
+                <w:color w:val="262626"/>
+                <w:sz w:val="22"/>
+                <w:szCs w:val="22"/>
+              </w:rPr>
+            </w:pPr>
+            <w:r>
+              <w:rPr>
+                <w:color w:val="262626"/>
+                <w:sz w:val="22"/>
+                <w:szCs w:val="22"/>
+                <w:b w:val="1"/>
+                <w:bCs w:val="1"/>
+              </w:rPr>
+              <w:t xml:space="preserve">Aspectos a mejorar: </w:t>
+            </w:r>
+            <w:r>
+              <w:rPr>
+                <w:color w:val="262626"/>
+                <w:sz w:val="22"/>
+                <w:szCs w:val="22"/>
+              </w:rPr>
+              <w:t xml:space="preserve">dejar por escrito los acuerdos de cada reunión, avisar los bloqueos más temprano, equilibrar mejor la carga en los sprints más pesados y programar más en pareja para compartir el conocimiento de todos los módulos (riesgo R-04).</w:t>
             </w:r>
           </w:p>
         </w:tc>
@@ -1494,36 +1727,12 @@
     </w:tbl>
     <w:p>
       <w:pPr>
-        <w:spacing w:after="0" w:line="360" w:lineRule="auto"/>
-        <w:jc w:val="both"/>
-        <w:rPr>
-          <w:color w:val="595959"/>
-          <w:sz w:val="24"/>
-          <w:szCs w:val="24"/>
+        <w:spacing w:before="0" w:after="0" w:line="20" w:lineRule="exact"/>
+        <w:rPr>
+          <w:sz w:val="2"/>
+          <w:szCs w:val="2"/>
         </w:rPr>
       </w:pPr>
-      <w:r>
-        <w:rPr>
-          <w:rtl w:val="0"/>
-        </w:rPr>
-      </w:r>
-    </w:p>
-    <w:p>
-      <w:pPr>
-        <w:spacing w:after="0" w:line="360" w:lineRule="auto"/>
-        <w:jc w:val="both"/>
-        <w:rPr>
-          <w:b w:val="1"/>
-          <w:bCs w:val="1"/>
-          <w:sz w:val="24"/>
-          <w:szCs w:val="24"/>
-        </w:rPr>
-      </w:pPr>
-      <w:r>
-        <w:rPr>
-          <w:rtl w:val="0"/>
-        </w:rPr>
-      </w:r>
     </w:p>
     <w:sectPr>
       <w:headerReference r:id="rId7" w:type="default"/>
